--- a/Projects/TekRevol/03-website/TekRevol-Healthcare-AI-Ops-Landing-Page-Copy-v1-Cover-B.docx
+++ b/Projects/TekRevol/03-website/TekRevol-Healthcare-AI-Ops-Landing-Page-Copy-v1-Cover-B.docx
@@ -7812,8 +7812,8 @@
         <w:tblLook w:val="04A0" w:firstRow="1" w:lastRow="0" w:firstColumn="1" w:lastColumn="0" w:noHBand="0" w:noVBand="1"/>
       </w:tblPr>
       <w:tblGrid>
-        <w:gridCol w:w="1826"/>
-        <w:gridCol w:w="7534"/>
+        <w:gridCol w:w="1101"/>
+        <w:gridCol w:w="8259"/>
       </w:tblGrid>
       <w:tr>
         <w:trPr>
@@ -7822,7 +7822,7 @@
         </w:trPr>
         <w:tc>
           <w:tcPr>
-            <w:tcW w:w="1826" w:type="dxa"/>
+            <w:tcW w:w="1101" w:type="dxa"/>
             <w:tcBorders>
               <w:top w:val="single" w:sz="4" w:space="0" w:color="C9CCCF"/>
               <w:left w:val="single" w:sz="4" w:space="0" w:color="C9CCCF"/>
@@ -7854,7 +7854,7 @@
         </w:tc>
         <w:tc>
           <w:tcPr>
-            <w:tcW w:w="7534" w:type="dxa"/>
+            <w:tcW w:w="8259" w:type="dxa"/>
             <w:tcBorders>
               <w:top w:val="single" w:sz="4" w:space="0" w:color="C9CCCF"/>
               <w:left w:val="single" w:sz="4" w:space="0" w:color="C9CCCF"/>
@@ -7891,7 +7891,7 @@
         </w:trPr>
         <w:tc>
           <w:tcPr>
-            <w:tcW w:w="1826" w:type="dxa"/>
+            <w:tcW w:w="1101" w:type="dxa"/>
             <w:tcBorders>
               <w:top w:val="single" w:sz="4" w:space="0" w:color="C9CCCF"/>
               <w:left w:val="single" w:sz="4" w:space="0" w:color="C9CCCF"/>
@@ -7920,7 +7920,7 @@
         </w:tc>
         <w:tc>
           <w:tcPr>
-            <w:tcW w:w="7534" w:type="dxa"/>
+            <w:tcW w:w="8259" w:type="dxa"/>
             <w:tcBorders>
               <w:top w:val="single" w:sz="4" w:space="0" w:color="C9CCCF"/>
               <w:left w:val="single" w:sz="4" w:space="0" w:color="C9CCCF"/>
@@ -7946,6 +7946,71 @@
                 <w:szCs w:val="18"/>
               </w:rPr>
               <w:t>Healthcare software we've shipped</w:t>
+            </w:r>
+          </w:p>
+        </w:tc>
+      </w:tr>
+      <w:tr>
+        <w:trPr>
+          <w:cantSplit/>
+        </w:trPr>
+        <w:tc>
+          <w:tcPr>
+            <w:tcW w:w="1101" w:type="dxa"/>
+            <w:tcBorders>
+              <w:top w:val="single" w:sz="4" w:space="0" w:color="C9CCCF"/>
+              <w:left w:val="single" w:sz="4" w:space="0" w:color="C9CCCF"/>
+              <w:bottom w:val="single" w:sz="4" w:space="0" w:color="C9CCCF"/>
+              <w:right w:val="single" w:sz="4" w:space="0" w:color="C9CCCF"/>
+            </w:tcBorders>
+            <w:shd w:val="clear" w:color="auto" w:fill="F3F4F4"/>
+            <w:tcMar>
+              <w:top w:w="70" w:type="dxa"/>
+              <w:left w:w="100" w:type="dxa"/>
+              <w:bottom w:w="70" w:type="dxa"/>
+              <w:right w:w="100" w:type="dxa"/>
+            </w:tcMar>
+          </w:tcPr>
+          <w:p>
+            <w:pPr>
+              <w:spacing w:line="260" w:lineRule="auto"/>
+            </w:pPr>
+            <w:r>
+              <w:rPr>
+                <w:sz w:val="18"/>
+                <w:szCs w:val="18"/>
+              </w:rPr>
+              <w:t>Intro</w:t>
+            </w:r>
+          </w:p>
+        </w:tc>
+        <w:tc>
+          <w:tcPr>
+            <w:tcW w:w="8259" w:type="dxa"/>
+            <w:tcBorders>
+              <w:top w:val="single" w:sz="4" w:space="0" w:color="C9CCCF"/>
+              <w:left w:val="single" w:sz="4" w:space="0" w:color="C9CCCF"/>
+              <w:bottom w:val="single" w:sz="4" w:space="0" w:color="C9CCCF"/>
+              <w:right w:val="single" w:sz="4" w:space="0" w:color="C9CCCF"/>
+            </w:tcBorders>
+            <w:shd w:val="clear" w:color="auto" w:fill="F3F4F4"/>
+            <w:tcMar>
+              <w:top w:w="70" w:type="dxa"/>
+              <w:left w:w="100" w:type="dxa"/>
+              <w:bottom w:w="70" w:type="dxa"/>
+              <w:right w:w="100" w:type="dxa"/>
+            </w:tcMar>
+          </w:tcPr>
+          <w:p>
+            <w:pPr>
+              <w:spacing w:line="260" w:lineRule="auto"/>
+            </w:pPr>
+            <w:r>
+              <w:rPr>
+                <w:sz w:val="18"/>
+                <w:szCs w:val="18"/>
+              </w:rPr>
+              <w:t>Scheduling, home visits, patient communication and AI, running in production for care providers.</w:t>
             </w:r>
           </w:p>
         </w:tc>
@@ -7955,6 +8020,14 @@
       <w:pPr>
         <w:spacing w:after="100"/>
       </w:pPr>
+    </w:p>
+    <w:p>
+      <w:pPr>
+        <w:spacing w:after="120" w:line="300" w:lineRule="auto"/>
+      </w:pPr>
+      <w:r>
+        <w:t>Four cards, in this order. Each links to its case study page in a new tab, so the visitor doesn't lose the form.</w:t>
+      </w:r>
     </w:p>
     <w:tbl>
       <w:tblPr>
@@ -7970,8 +8043,10 @@
         <w:tblLook w:val="04A0" w:firstRow="1" w:lastRow="0" w:firstColumn="1" w:lastColumn="0" w:noHBand="0" w:noVBand="1"/>
       </w:tblPr>
       <w:tblGrid>
-        <w:gridCol w:w="3854"/>
-        <w:gridCol w:w="5506"/>
+        <w:gridCol w:w="1771"/>
+        <w:gridCol w:w="2530"/>
+        <w:gridCol w:w="2530"/>
+        <w:gridCol w:w="2529"/>
       </w:tblGrid>
       <w:tr>
         <w:trPr>
@@ -7980,7 +8055,7 @@
         </w:trPr>
         <w:tc>
           <w:tcPr>
-            <w:tcW w:w="3854" w:type="dxa"/>
+            <w:tcW w:w="1771" w:type="dxa"/>
             <w:tcBorders>
               <w:top w:val="single" w:sz="4" w:space="0" w:color="C9CCCF"/>
               <w:left w:val="single" w:sz="4" w:space="0" w:color="C9CCCF"/>
@@ -8012,7 +8087,7 @@
         </w:tc>
         <w:tc>
           <w:tcPr>
-            <w:tcW w:w="5506" w:type="dxa"/>
+            <w:tcW w:w="2530" w:type="dxa"/>
             <w:tcBorders>
               <w:top w:val="single" w:sz="4" w:space="0" w:color="C9CCCF"/>
               <w:left w:val="single" w:sz="4" w:space="0" w:color="C9CCCF"/>
@@ -8039,6 +8114,70 @@
                 <w:szCs w:val="15"/>
               </w:rPr>
               <w:t>Card copy</w:t>
+            </w:r>
+          </w:p>
+        </w:tc>
+        <w:tc>
+          <w:tcPr>
+            <w:tcW w:w="2530" w:type="dxa"/>
+            <w:tcBorders>
+              <w:top w:val="single" w:sz="4" w:space="0" w:color="C9CCCF"/>
+              <w:left w:val="single" w:sz="4" w:space="0" w:color="C9CCCF"/>
+              <w:bottom w:val="single" w:sz="4" w:space="0" w:color="C9CCCF"/>
+              <w:right w:val="single" w:sz="4" w:space="0" w:color="C9CCCF"/>
+            </w:tcBorders>
+            <w:shd w:val="clear" w:color="auto" w:fill="1D1E21"/>
+            <w:tcMar>
+              <w:top w:w="70" w:type="dxa"/>
+              <w:left w:w="100" w:type="dxa"/>
+              <w:bottom w:w="70" w:type="dxa"/>
+              <w:right w:w="100" w:type="dxa"/>
+            </w:tcMar>
+          </w:tcPr>
+          <w:p>
+            <w:pPr>
+              <w:spacing w:line="260" w:lineRule="auto"/>
+            </w:pPr>
+            <w:r>
+              <w:rPr>
+                <w:rFonts w:ascii="JetBrains Mono" w:eastAsia="JetBrains Mono" w:hAnsi="JetBrains Mono" w:cs="JetBrains Mono"/>
+                <w:color w:val="FFFFFF"/>
+                <w:sz w:val="15"/>
+                <w:szCs w:val="15"/>
+              </w:rPr>
+              <w:t>Outcome line</w:t>
+            </w:r>
+          </w:p>
+        </w:tc>
+        <w:tc>
+          <w:tcPr>
+            <w:tcW w:w="2529" w:type="dxa"/>
+            <w:tcBorders>
+              <w:top w:val="single" w:sz="4" w:space="0" w:color="C9CCCF"/>
+              <w:left w:val="single" w:sz="4" w:space="0" w:color="C9CCCF"/>
+              <w:bottom w:val="single" w:sz="4" w:space="0" w:color="C9CCCF"/>
+              <w:right w:val="single" w:sz="4" w:space="0" w:color="C9CCCF"/>
+            </w:tcBorders>
+            <w:shd w:val="clear" w:color="auto" w:fill="1D1E21"/>
+            <w:tcMar>
+              <w:top w:w="70" w:type="dxa"/>
+              <w:left w:w="100" w:type="dxa"/>
+              <w:bottom w:w="70" w:type="dxa"/>
+              <w:right w:w="100" w:type="dxa"/>
+            </w:tcMar>
+          </w:tcPr>
+          <w:p>
+            <w:pPr>
+              <w:spacing w:line="260" w:lineRule="auto"/>
+            </w:pPr>
+            <w:r>
+              <w:rPr>
+                <w:rFonts w:ascii="JetBrains Mono" w:eastAsia="JetBrains Mono" w:hAnsi="JetBrains Mono" w:cs="JetBrains Mono"/>
+                <w:color w:val="FFFFFF"/>
+                <w:sz w:val="15"/>
+                <w:szCs w:val="15"/>
+              </w:rPr>
+              <w:t>Source check</w:t>
             </w:r>
           </w:p>
         </w:tc>
@@ -8049,7 +8188,7 @@
         </w:trPr>
         <w:tc>
           <w:tcPr>
-            <w:tcW w:w="3854" w:type="dxa"/>
+            <w:tcW w:w="1771" w:type="dxa"/>
             <w:tcBorders>
               <w:top w:val="single" w:sz="4" w:space="0" w:color="C9CCCF"/>
               <w:left w:val="single" w:sz="4" w:space="0" w:color="C9CCCF"/>
@@ -8074,36 +8213,200 @@
                 <w:sz w:val="18"/>
                 <w:szCs w:val="18"/>
               </w:rPr>
-              <w:t>MiloCare</w:t>
-            </w:r>
-          </w:p>
-        </w:tc>
-        <w:tc>
-          <w:tcPr>
-            <w:tcW w:w="5506" w:type="dxa"/>
-            <w:tcBorders>
-              <w:top w:val="single" w:sz="4" w:space="0" w:color="C9CCCF"/>
-              <w:left w:val="single" w:sz="4" w:space="0" w:color="C9CCCF"/>
-              <w:bottom w:val="single" w:sz="4" w:space="0" w:color="C9CCCF"/>
-              <w:right w:val="single" w:sz="4" w:space="0" w:color="C9CCCF"/>
-            </w:tcBorders>
-            <w:tcMar>
-              <w:top w:w="70" w:type="dxa"/>
-              <w:left w:w="100" w:type="dxa"/>
-              <w:bottom w:w="70" w:type="dxa"/>
-              <w:right w:w="100" w:type="dxa"/>
-            </w:tcMar>
-          </w:tcPr>
-          <w:p>
-            <w:pPr>
-              <w:spacing w:line="260" w:lineRule="auto"/>
-            </w:pPr>
-            <w:r>
-              <w:rPr>
-                <w:sz w:val="18"/>
-                <w:szCs w:val="18"/>
-              </w:rPr>
-              <w:t xml:space="preserve">Health record intelligence for patients and care teams. </w:t>
+              <w:t>Libido Health</w:t>
+            </w:r>
+          </w:p>
+        </w:tc>
+        <w:tc>
+          <w:tcPr>
+            <w:tcW w:w="2530" w:type="dxa"/>
+            <w:tcBorders>
+              <w:top w:val="single" w:sz="4" w:space="0" w:color="C9CCCF"/>
+              <w:left w:val="single" w:sz="4" w:space="0" w:color="C9CCCF"/>
+              <w:bottom w:val="single" w:sz="4" w:space="0" w:color="C9CCCF"/>
+              <w:right w:val="single" w:sz="4" w:space="0" w:color="C9CCCF"/>
+            </w:tcBorders>
+            <w:tcMar>
+              <w:top w:w="70" w:type="dxa"/>
+              <w:left w:w="100" w:type="dxa"/>
+              <w:bottom w:w="70" w:type="dxa"/>
+              <w:right w:w="100" w:type="dxa"/>
+            </w:tcMar>
+          </w:tcPr>
+          <w:p>
+            <w:pPr>
+              <w:spacing w:line="260" w:lineRule="auto"/>
+            </w:pPr>
+            <w:r>
+              <w:rPr>
+                <w:sz w:val="18"/>
+                <w:szCs w:val="18"/>
+              </w:rPr>
+              <w:t>A HIPAA-compliant platform for therapy and coaching sessions: scheduling, real-time video visits and an AI coaching assistant that checks in with members daily.</w:t>
+            </w:r>
+          </w:p>
+        </w:tc>
+        <w:tc>
+          <w:tcPr>
+            <w:tcW w:w="2530" w:type="dxa"/>
+            <w:tcBorders>
+              <w:top w:val="single" w:sz="4" w:space="0" w:color="C9CCCF"/>
+              <w:left w:val="single" w:sz="4" w:space="0" w:color="C9CCCF"/>
+              <w:bottom w:val="single" w:sz="4" w:space="0" w:color="C9CCCF"/>
+              <w:right w:val="single" w:sz="4" w:space="0" w:color="C9CCCF"/>
+            </w:tcBorders>
+            <w:tcMar>
+              <w:top w:w="70" w:type="dxa"/>
+              <w:left w:w="100" w:type="dxa"/>
+              <w:bottom w:w="70" w:type="dxa"/>
+              <w:right w:w="100" w:type="dxa"/>
+            </w:tcMar>
+          </w:tcPr>
+          <w:p>
+            <w:pPr>
+              <w:spacing w:line="260" w:lineRule="auto"/>
+            </w:pPr>
+            <w:r>
+              <w:rPr>
+                <w:b/>
+                <w:bCs/>
+                <w:sz w:val="18"/>
+                <w:szCs w:val="18"/>
+              </w:rPr>
+              <w:t>80% fewer session no-shows. 20,000+ active users in the first three months.</w:t>
+            </w:r>
+          </w:p>
+        </w:tc>
+        <w:tc>
+          <w:tcPr>
+            <w:tcW w:w="2529" w:type="dxa"/>
+            <w:tcBorders>
+              <w:top w:val="single" w:sz="4" w:space="0" w:color="C9CCCF"/>
+              <w:left w:val="single" w:sz="4" w:space="0" w:color="C9CCCF"/>
+              <w:bottom w:val="single" w:sz="4" w:space="0" w:color="C9CCCF"/>
+              <w:right w:val="single" w:sz="4" w:space="0" w:color="C9CCCF"/>
+            </w:tcBorders>
+            <w:tcMar>
+              <w:top w:w="70" w:type="dxa"/>
+              <w:left w:w="100" w:type="dxa"/>
+              <w:bottom w:w="70" w:type="dxa"/>
+              <w:right w:w="100" w:type="dxa"/>
+            </w:tcMar>
+          </w:tcPr>
+          <w:p>
+            <w:pPr>
+              <w:spacing w:line="260" w:lineRule="auto"/>
+            </w:pPr>
+            <w:r>
+              <w:rPr>
+                <w:sz w:val="18"/>
+                <w:szCs w:val="18"/>
+              </w:rPr>
+              <w:t xml:space="preserve">Both </w:t>
+            </w:r>
+            <w:r>
+              <w:rPr>
+                <w:sz w:val="18"/>
+                <w:szCs w:val="18"/>
+              </w:rPr>
+              <w:t>numbers are in the case study body. Safe</w:t>
+            </w:r>
+          </w:p>
+        </w:tc>
+      </w:tr>
+      <w:tr>
+        <w:trPr>
+          <w:cantSplit/>
+        </w:trPr>
+        <w:tc>
+          <w:tcPr>
+            <w:tcW w:w="1771" w:type="dxa"/>
+            <w:tcBorders>
+              <w:top w:val="single" w:sz="4" w:space="0" w:color="C9CCCF"/>
+              <w:left w:val="single" w:sz="4" w:space="0" w:color="C9CCCF"/>
+              <w:bottom w:val="single" w:sz="4" w:space="0" w:color="C9CCCF"/>
+              <w:right w:val="single" w:sz="4" w:space="0" w:color="C9CCCF"/>
+            </w:tcBorders>
+            <w:shd w:val="clear" w:color="auto" w:fill="F3F4F4"/>
+            <w:tcMar>
+              <w:top w:w="70" w:type="dxa"/>
+              <w:left w:w="100" w:type="dxa"/>
+              <w:bottom w:w="70" w:type="dxa"/>
+              <w:right w:w="100" w:type="dxa"/>
+            </w:tcMar>
+          </w:tcPr>
+          <w:p>
+            <w:pPr>
+              <w:spacing w:line="260" w:lineRule="auto"/>
+            </w:pPr>
+            <w:r>
+              <w:rPr>
+                <w:b/>
+                <w:bCs/>
+                <w:sz w:val="18"/>
+                <w:szCs w:val="18"/>
+              </w:rPr>
+              <w:t>Nurse Practitioners</w:t>
+            </w:r>
+          </w:p>
+        </w:tc>
+        <w:tc>
+          <w:tcPr>
+            <w:tcW w:w="2530" w:type="dxa"/>
+            <w:tcBorders>
+              <w:top w:val="single" w:sz="4" w:space="0" w:color="C9CCCF"/>
+              <w:left w:val="single" w:sz="4" w:space="0" w:color="C9CCCF"/>
+              <w:bottom w:val="single" w:sz="4" w:space="0" w:color="C9CCCF"/>
+              <w:right w:val="single" w:sz="4" w:space="0" w:color="C9CCCF"/>
+            </w:tcBorders>
+            <w:shd w:val="clear" w:color="auto" w:fill="F3F4F4"/>
+            <w:tcMar>
+              <w:top w:w="70" w:type="dxa"/>
+              <w:left w:w="100" w:type="dxa"/>
+              <w:bottom w:w="70" w:type="dxa"/>
+              <w:right w:w="100" w:type="dxa"/>
+            </w:tcMar>
+          </w:tcPr>
+          <w:p>
+            <w:pPr>
+              <w:spacing w:line="260" w:lineRule="auto"/>
+            </w:pPr>
+            <w:r>
+              <w:rPr>
+                <w:sz w:val="18"/>
+                <w:szCs w:val="18"/>
+              </w:rPr>
+              <w:t>In-home care on demand. Patients book nurse visits by the hour, consult by video, and track every request. Nurse pay is calculated in the same platform.</w:t>
+            </w:r>
+          </w:p>
+        </w:tc>
+        <w:tc>
+          <w:tcPr>
+            <w:tcW w:w="2530" w:type="dxa"/>
+            <w:tcBorders>
+              <w:top w:val="single" w:sz="4" w:space="0" w:color="C9CCCF"/>
+              <w:left w:val="single" w:sz="4" w:space="0" w:color="C9CCCF"/>
+              <w:bottom w:val="single" w:sz="4" w:space="0" w:color="C9CCCF"/>
+              <w:right w:val="single" w:sz="4" w:space="0" w:color="C9CCCF"/>
+            </w:tcBorders>
+            <w:shd w:val="clear" w:color="auto" w:fill="F3F4F4"/>
+            <w:tcMar>
+              <w:top w:w="70" w:type="dxa"/>
+              <w:left w:w="100" w:type="dxa"/>
+              <w:bottom w:w="70" w:type="dxa"/>
+              <w:right w:w="100" w:type="dxa"/>
+            </w:tcMar>
+          </w:tcPr>
+          <w:p>
+            <w:pPr>
+              <w:spacing w:line="260" w:lineRule="auto"/>
+            </w:pPr>
+            <w:r>
+              <w:rPr>
+                <w:sz w:val="18"/>
+                <w:szCs w:val="18"/>
+              </w:rPr>
+              <w:t xml:space="preserve">Cut patient wait times by 40% </w:t>
             </w:r>
             <w:r>
               <w:rPr>
@@ -8117,12 +8420,35 @@
               </w:rPr>
               <w:t xml:space="preserve"> CONFIRM </w:t>
             </w:r>
-            <w:r>
-              <w:rPr>
-                <w:sz w:val="18"/>
-                <w:szCs w:val="18"/>
-              </w:rPr>
-              <w:t xml:space="preserve"> one outcome line from TekRevol (users, time saved, or scope)</w:t>
+          </w:p>
+        </w:tc>
+        <w:tc>
+          <w:tcPr>
+            <w:tcW w:w="2529" w:type="dxa"/>
+            <w:tcBorders>
+              <w:top w:val="single" w:sz="4" w:space="0" w:color="C9CCCF"/>
+              <w:left w:val="single" w:sz="4" w:space="0" w:color="C9CCCF"/>
+              <w:bottom w:val="single" w:sz="4" w:space="0" w:color="C9CCCF"/>
+              <w:right w:val="single" w:sz="4" w:space="0" w:color="C9CCCF"/>
+            </w:tcBorders>
+            <w:shd w:val="clear" w:color="auto" w:fill="F3F4F4"/>
+            <w:tcMar>
+              <w:top w:w="70" w:type="dxa"/>
+              <w:left w:w="100" w:type="dxa"/>
+              <w:bottom w:w="70" w:type="dxa"/>
+              <w:right w:w="100" w:type="dxa"/>
+            </w:tcMar>
+          </w:tcPr>
+          <w:p>
+            <w:pPr>
+              <w:spacing w:line="260" w:lineRule="auto"/>
+            </w:pPr>
+            <w:r>
+              <w:rPr>
+                <w:sz w:val="18"/>
+                <w:szCs w:val="18"/>
+              </w:rPr>
+              <w:t>Only in the page's meta description, not the body. Use only if TekRevol confirms it; otherwise show the card without a number</w:t>
             </w:r>
           </w:p>
         </w:tc>
@@ -8133,14 +8459,13 @@
         </w:trPr>
         <w:tc>
           <w:tcPr>
-            <w:tcW w:w="3854" w:type="dxa"/>
-            <w:tcBorders>
-              <w:top w:val="single" w:sz="4" w:space="0" w:color="C9CCCF"/>
-              <w:left w:val="single" w:sz="4" w:space="0" w:color="C9CCCF"/>
-              <w:bottom w:val="single" w:sz="4" w:space="0" w:color="C9CCCF"/>
-              <w:right w:val="single" w:sz="4" w:space="0" w:color="C9CCCF"/>
-            </w:tcBorders>
-            <w:shd w:val="clear" w:color="auto" w:fill="F3F4F4"/>
+            <w:tcW w:w="1771" w:type="dxa"/>
+            <w:tcBorders>
+              <w:top w:val="single" w:sz="4" w:space="0" w:color="C9CCCF"/>
+              <w:left w:val="single" w:sz="4" w:space="0" w:color="C9CCCF"/>
+              <w:bottom w:val="single" w:sz="4" w:space="0" w:color="C9CCCF"/>
+              <w:right w:val="single" w:sz="4" w:space="0" w:color="C9CCCF"/>
+            </w:tcBorders>
             <w:tcMar>
               <w:top w:w="70" w:type="dxa"/>
               <w:left w:w="100" w:type="dxa"/>
@@ -8159,37 +8484,65 @@
                 <w:sz w:val="18"/>
                 <w:szCs w:val="18"/>
               </w:rPr>
-              <w:t>Nurse Practitioners</w:t>
-            </w:r>
-          </w:p>
-        </w:tc>
-        <w:tc>
-          <w:tcPr>
-            <w:tcW w:w="5506" w:type="dxa"/>
-            <w:tcBorders>
-              <w:top w:val="single" w:sz="4" w:space="0" w:color="C9CCCF"/>
-              <w:left w:val="single" w:sz="4" w:space="0" w:color="C9CCCF"/>
-              <w:bottom w:val="single" w:sz="4" w:space="0" w:color="C9CCCF"/>
-              <w:right w:val="single" w:sz="4" w:space="0" w:color="C9CCCF"/>
-            </w:tcBorders>
-            <w:shd w:val="clear" w:color="auto" w:fill="F3F4F4"/>
-            <w:tcMar>
-              <w:top w:w="70" w:type="dxa"/>
-              <w:left w:w="100" w:type="dxa"/>
-              <w:bottom w:w="70" w:type="dxa"/>
-              <w:right w:w="100" w:type="dxa"/>
-            </w:tcMar>
-          </w:tcPr>
-          <w:p>
-            <w:pPr>
-              <w:spacing w:line="260" w:lineRule="auto"/>
-            </w:pPr>
-            <w:r>
-              <w:rPr>
-                <w:sz w:val="18"/>
-                <w:szCs w:val="18"/>
-              </w:rPr>
-              <w:t xml:space="preserve">On-demand nursing care: booking, matching and visits in one app. </w:t>
+              <w:t>Kinekt</w:t>
+            </w:r>
+          </w:p>
+        </w:tc>
+        <w:tc>
+          <w:tcPr>
+            <w:tcW w:w="2530" w:type="dxa"/>
+            <w:tcBorders>
+              <w:top w:val="single" w:sz="4" w:space="0" w:color="C9CCCF"/>
+              <w:left w:val="single" w:sz="4" w:space="0" w:color="C9CCCF"/>
+              <w:bottom w:val="single" w:sz="4" w:space="0" w:color="C9CCCF"/>
+              <w:right w:val="single" w:sz="4" w:space="0" w:color="C9CCCF"/>
+            </w:tcBorders>
+            <w:tcMar>
+              <w:top w:w="70" w:type="dxa"/>
+              <w:left w:w="100" w:type="dxa"/>
+              <w:bottom w:w="70" w:type="dxa"/>
+              <w:right w:w="100" w:type="dxa"/>
+            </w:tcMar>
+          </w:tcPr>
+          <w:p>
+            <w:pPr>
+              <w:spacing w:line="260" w:lineRule="auto"/>
+            </w:pPr>
+            <w:r>
+              <w:rPr>
+                <w:sz w:val="18"/>
+                <w:szCs w:val="18"/>
+              </w:rPr>
+              <w:t>AI patient feedback for UK care providers. GPT-4 reads feedback from every channel, scores sentiment, sorts it automatically and drafts replies.</w:t>
+            </w:r>
+          </w:p>
+        </w:tc>
+        <w:tc>
+          <w:tcPr>
+            <w:tcW w:w="2530" w:type="dxa"/>
+            <w:tcBorders>
+              <w:top w:val="single" w:sz="4" w:space="0" w:color="C9CCCF"/>
+              <w:left w:val="single" w:sz="4" w:space="0" w:color="C9CCCF"/>
+              <w:bottom w:val="single" w:sz="4" w:space="0" w:color="C9CCCF"/>
+              <w:right w:val="single" w:sz="4" w:space="0" w:color="C9CCCF"/>
+            </w:tcBorders>
+            <w:tcMar>
+              <w:top w:w="70" w:type="dxa"/>
+              <w:left w:w="100" w:type="dxa"/>
+              <w:bottom w:w="70" w:type="dxa"/>
+              <w:right w:w="100" w:type="dxa"/>
+            </w:tcMar>
+          </w:tcPr>
+          <w:p>
+            <w:pPr>
+              <w:spacing w:line="260" w:lineRule="auto"/>
+            </w:pPr>
+            <w:r>
+              <w:rPr>
+                <w:sz w:val="18"/>
+                <w:szCs w:val="18"/>
+              </w:rPr>
+              <w:t xml:space="preserve">45% more user engagement </w:t>
             </w:r>
             <w:r>
               <w:rPr>
@@ -8203,12 +8556,41 @@
               </w:rPr>
               <w:t xml:space="preserve"> CONFIRM </w:t>
             </w:r>
-            <w:r>
-              <w:rPr>
-                <w:sz w:val="18"/>
-                <w:szCs w:val="18"/>
-              </w:rPr>
-              <w:t xml:space="preserve"> one outcome line</w:t>
+          </w:p>
+        </w:tc>
+        <w:tc>
+          <w:tcPr>
+            <w:tcW w:w="2529" w:type="dxa"/>
+            <w:tcBorders>
+              <w:top w:val="single" w:sz="4" w:space="0" w:color="C9CCCF"/>
+              <w:left w:val="single" w:sz="4" w:space="0" w:color="C9CCCF"/>
+              <w:bottom w:val="single" w:sz="4" w:space="0" w:color="C9CCCF"/>
+              <w:right w:val="single" w:sz="4" w:space="0" w:color="C9CCCF"/>
+            </w:tcBorders>
+            <w:tcMar>
+              <w:top w:w="70" w:type="dxa"/>
+              <w:left w:w="100" w:type="dxa"/>
+              <w:bottom w:w="70" w:type="dxa"/>
+              <w:right w:w="100" w:type="dxa"/>
+            </w:tcMar>
+          </w:tcPr>
+          <w:p>
+            <w:pPr>
+              <w:spacing w:line="260" w:lineRule="auto"/>
+            </w:pPr>
+            <w:r>
+              <w:rPr>
+                <w:sz w:val="18"/>
+                <w:szCs w:val="18"/>
+              </w:rPr>
+              <w:t>Headline number on the page, but the projects list says "30% faster response</w:t>
+            </w:r>
+            <w:r>
+              <w:rPr>
+                <w:sz w:val="18"/>
+                <w:szCs w:val="18"/>
+              </w:rPr>
+              <w:t xml:space="preserve"> times" for the same case. TekRevol must pick one</w:t>
             </w:r>
           </w:p>
         </w:tc>
@@ -8219,13 +8601,14 @@
         </w:trPr>
         <w:tc>
           <w:tcPr>
-            <w:tcW w:w="3854" w:type="dxa"/>
-            <w:tcBorders>
-              <w:top w:val="single" w:sz="4" w:space="0" w:color="C9CCCF"/>
-              <w:left w:val="single" w:sz="4" w:space="0" w:color="C9CCCF"/>
-              <w:bottom w:val="single" w:sz="4" w:space="0" w:color="C9CCCF"/>
-              <w:right w:val="single" w:sz="4" w:space="0" w:color="C9CCCF"/>
-            </w:tcBorders>
+            <w:tcW w:w="1771" w:type="dxa"/>
+            <w:tcBorders>
+              <w:top w:val="single" w:sz="4" w:space="0" w:color="C9CCCF"/>
+              <w:left w:val="single" w:sz="4" w:space="0" w:color="C9CCCF"/>
+              <w:bottom w:val="single" w:sz="4" w:space="0" w:color="C9CCCF"/>
+              <w:right w:val="single" w:sz="4" w:space="0" w:color="C9CCCF"/>
+            </w:tcBorders>
+            <w:shd w:val="clear" w:color="auto" w:fill="F3F4F4"/>
             <w:tcMar>
               <w:top w:w="70" w:type="dxa"/>
               <w:left w:w="100" w:type="dxa"/>
@@ -8244,62 +8627,254 @@
                 <w:sz w:val="18"/>
                 <w:szCs w:val="18"/>
               </w:rPr>
-              <w:t>Kinekt</w:t>
-            </w:r>
-          </w:p>
-        </w:tc>
-        <w:tc>
-          <w:tcPr>
-            <w:tcW w:w="5506" w:type="dxa"/>
-            <w:tcBorders>
-              <w:top w:val="single" w:sz="4" w:space="0" w:color="C9CCCF"/>
-              <w:left w:val="single" w:sz="4" w:space="0" w:color="C9CCCF"/>
-              <w:bottom w:val="single" w:sz="4" w:space="0" w:color="C9CCCF"/>
-              <w:right w:val="single" w:sz="4" w:space="0" w:color="C9CCCF"/>
-            </w:tcBorders>
-            <w:tcMar>
-              <w:top w:w="70" w:type="dxa"/>
-              <w:left w:w="100" w:type="dxa"/>
-              <w:bottom w:w="70" w:type="dxa"/>
-              <w:right w:w="100" w:type="dxa"/>
-            </w:tcMar>
-          </w:tcPr>
-          <w:p>
-            <w:pPr>
-              <w:spacing w:line="260" w:lineRule="auto"/>
-            </w:pPr>
-            <w:r>
-              <w:rPr>
-                <w:sz w:val="18"/>
-                <w:szCs w:val="18"/>
-              </w:rPr>
-              <w:t xml:space="preserve">Patient </w:t>
-            </w:r>
-            <w:r>
-              <w:rPr>
-                <w:sz w:val="18"/>
-                <w:szCs w:val="18"/>
-              </w:rPr>
-              <w:t xml:space="preserve">feedback intelligence. </w:t>
-            </w:r>
+              <w:t>Rehkempers</w:t>
+            </w:r>
+            <w:r>
+              <w:rPr>
+                <w:sz w:val="18"/>
+                <w:szCs w:val="18"/>
+              </w:rPr>
+              <w:t xml:space="preserve"> (automation outside healthcare)</w:t>
+            </w:r>
+          </w:p>
+        </w:tc>
+        <w:tc>
+          <w:tcPr>
+            <w:tcW w:w="2530" w:type="dxa"/>
+            <w:tcBorders>
+              <w:top w:val="single" w:sz="4" w:space="0" w:color="C9CCCF"/>
+              <w:left w:val="single" w:sz="4" w:space="0" w:color="C9CCCF"/>
+              <w:bottom w:val="single" w:sz="4" w:space="0" w:color="C9CCCF"/>
+              <w:right w:val="single" w:sz="4" w:space="0" w:color="C9CCCF"/>
+            </w:tcBorders>
+            <w:shd w:val="clear" w:color="auto" w:fill="F3F4F4"/>
+            <w:tcMar>
+              <w:top w:w="70" w:type="dxa"/>
+              <w:left w:w="100" w:type="dxa"/>
+              <w:bottom w:w="70" w:type="dxa"/>
+              <w:right w:w="100" w:type="dxa"/>
+            </w:tcMar>
+          </w:tcPr>
+          <w:p>
+            <w:pPr>
+              <w:spacing w:line="260" w:lineRule="auto"/>
+            </w:pPr>
+            <w:r>
+              <w:rPr>
+                <w:sz w:val="18"/>
+                <w:szCs w:val="18"/>
+              </w:rPr>
+              <w:t>Replaced a 50-year manual pricing process across 4 manufacturing plants. The same approach applies to intake and claims work.</w:t>
+            </w:r>
+          </w:p>
+        </w:tc>
+        <w:tc>
+          <w:tcPr>
+            <w:tcW w:w="2530" w:type="dxa"/>
+            <w:tcBorders>
+              <w:top w:val="single" w:sz="4" w:space="0" w:color="C9CCCF"/>
+              <w:left w:val="single" w:sz="4" w:space="0" w:color="C9CCCF"/>
+              <w:bottom w:val="single" w:sz="4" w:space="0" w:color="C9CCCF"/>
+              <w:right w:val="single" w:sz="4" w:space="0" w:color="C9CCCF"/>
+            </w:tcBorders>
+            <w:shd w:val="clear" w:color="auto" w:fill="F3F4F4"/>
+            <w:tcMar>
+              <w:top w:w="70" w:type="dxa"/>
+              <w:left w:w="100" w:type="dxa"/>
+              <w:bottom w:w="70" w:type="dxa"/>
+              <w:right w:w="100" w:type="dxa"/>
+            </w:tcMar>
+          </w:tcPr>
+          <w:p>
+            <w:pPr>
+              <w:spacing w:line="260" w:lineRule="auto"/>
+            </w:pPr>
+            <w:r>
+              <w:rPr>
+                <w:sz w:val="18"/>
+                <w:szCs w:val="18"/>
+              </w:rPr>
+              <w:t>(in the card copy)</w:t>
+            </w:r>
+          </w:p>
+        </w:tc>
+        <w:tc>
+          <w:tcPr>
+            <w:tcW w:w="2529" w:type="dxa"/>
+            <w:tcBorders>
+              <w:top w:val="single" w:sz="4" w:space="0" w:color="C9CCCF"/>
+              <w:left w:val="single" w:sz="4" w:space="0" w:color="C9CCCF"/>
+              <w:bottom w:val="single" w:sz="4" w:space="0" w:color="C9CCCF"/>
+              <w:right w:val="single" w:sz="4" w:space="0" w:color="C9CCCF"/>
+            </w:tcBorders>
+            <w:shd w:val="clear" w:color="auto" w:fill="F3F4F4"/>
+            <w:tcMar>
+              <w:top w:w="70" w:type="dxa"/>
+              <w:left w:w="100" w:type="dxa"/>
+              <w:bottom w:w="70" w:type="dxa"/>
+              <w:right w:w="100" w:type="dxa"/>
+            </w:tcMar>
+          </w:tcPr>
+          <w:p>
+            <w:pPr>
+              <w:spacing w:line="260" w:lineRule="auto"/>
+            </w:pPr>
+            <w:r>
+              <w:rPr>
+                <w:sz w:val="18"/>
+                <w:szCs w:val="18"/>
+              </w:rPr>
+              <w:t>Approved claim. Safe</w:t>
+            </w:r>
+          </w:p>
+        </w:tc>
+      </w:tr>
+    </w:tbl>
+    <w:p>
+      <w:pPr>
+        <w:spacing w:after="100"/>
+      </w:pPr>
+    </w:p>
+    <w:p>
+      <w:pPr>
+        <w:keepNext/>
+        <w:spacing w:after="120" w:line="300" w:lineRule="auto"/>
+      </w:pPr>
+      <w:r>
+        <w:rPr>
+          <w:b/>
+          <w:bCs/>
+        </w:rPr>
+        <w:t>Testimonial slot (use this):</w:t>
+      </w:r>
+    </w:p>
+    <w:p>
+      <w:pPr>
+        <w:spacing w:after="120" w:line="300" w:lineRule="auto"/>
+      </w:pPr>
+      <w:r>
+        <w:t>"TekRevol transformed our platform into a comprehensive and secure space where our members feel empowered."</w:t>
+      </w:r>
+    </w:p>
+    <w:p>
+      <w:pPr>
+        <w:spacing w:after="120" w:line="300" w:lineRule="auto"/>
+      </w:pPr>
+      <w:r>
+        <w:t xml:space="preserve">Libido Health Inc., from the published case study (5.0 rating). Ask TekRevol if a named person and title can be added </w:t>
+      </w:r>
+      <w:r>
+        <w:rPr>
+          <w:rFonts w:ascii="JetBrains Mono" w:eastAsia="JetBrains Mono" w:hAnsi="JetBrains Mono" w:cs="JetBrains Mono"/>
+          <w:b/>
+          <w:bCs/>
+          <w:color w:val="C23A00"/>
+          <w:sz w:val="14"/>
+          <w:szCs w:val="14"/>
+          <w:shd w:val="clear" w:color="auto" w:fill="FFE8E0"/>
+        </w:rPr>
+        <w:t xml:space="preserve"> CONFIRM </w:t>
+      </w:r>
+      <w:r>
+        <w:t>; it works without them.</w:t>
+      </w:r>
+    </w:p>
+    <w:p>
+      <w:pPr>
+        <w:keepNext/>
+        <w:spacing w:after="120" w:line="300" w:lineRule="auto"/>
+      </w:pPr>
+      <w:r>
+        <w:rPr>
+          <w:b/>
+          <w:bCs/>
+        </w:rPr>
+        <w:t>Cases reviewed and left off this page:</w:t>
+      </w:r>
+    </w:p>
+    <w:tbl>
+      <w:tblPr>
+        <w:tblW w:w="9360" w:type="dxa"/>
+        <w:tblBorders>
+          <w:top w:val="single" w:sz="4" w:space="0" w:color="auto"/>
+          <w:left w:val="single" w:sz="4" w:space="0" w:color="auto"/>
+          <w:bottom w:val="single" w:sz="4" w:space="0" w:color="auto"/>
+          <w:right w:val="single" w:sz="4" w:space="0" w:color="auto"/>
+          <w:insideH w:val="single" w:sz="4" w:space="0" w:color="auto"/>
+          <w:insideV w:val="single" w:sz="4" w:space="0" w:color="auto"/>
+        </w:tblBorders>
+        <w:tblLook w:val="04A0" w:firstRow="1" w:lastRow="0" w:firstColumn="1" w:lastColumn="0" w:noHBand="0" w:noVBand="1"/>
+      </w:tblPr>
+      <w:tblGrid>
+        <w:gridCol w:w="3960"/>
+        <w:gridCol w:w="5400"/>
+      </w:tblGrid>
+      <w:tr>
+        <w:trPr>
+          <w:cantSplit/>
+          <w:tblHeader/>
+        </w:trPr>
+        <w:tc>
+          <w:tcPr>
+            <w:tcW w:w="3960" w:type="dxa"/>
+            <w:tcBorders>
+              <w:top w:val="single" w:sz="4" w:space="0" w:color="C9CCCF"/>
+              <w:left w:val="single" w:sz="4" w:space="0" w:color="C9CCCF"/>
+              <w:bottom w:val="single" w:sz="4" w:space="0" w:color="C9CCCF"/>
+              <w:right w:val="single" w:sz="4" w:space="0" w:color="C9CCCF"/>
+            </w:tcBorders>
+            <w:shd w:val="clear" w:color="auto" w:fill="1D1E21"/>
+            <w:tcMar>
+              <w:top w:w="70" w:type="dxa"/>
+              <w:left w:w="100" w:type="dxa"/>
+              <w:bottom w:w="70" w:type="dxa"/>
+              <w:right w:w="100" w:type="dxa"/>
+            </w:tcMar>
+          </w:tcPr>
+          <w:p>
+            <w:pPr>
+              <w:spacing w:line="260" w:lineRule="auto"/>
+            </w:pPr>
             <w:r>
               <w:rPr>
                 <w:rFonts w:ascii="JetBrains Mono" w:eastAsia="JetBrains Mono" w:hAnsi="JetBrains Mono" w:cs="JetBrains Mono"/>
-                <w:b/>
-                <w:bCs/>
-                <w:color w:val="C23A00"/>
-                <w:sz w:val="14"/>
-                <w:szCs w:val="14"/>
-                <w:shd w:val="clear" w:color="auto" w:fill="FFE8E0"/>
-              </w:rPr>
-              <w:t xml:space="preserve"> CONFIRM </w:t>
-            </w:r>
-            <w:r>
-              <w:rPr>
-                <w:sz w:val="18"/>
-                <w:szCs w:val="18"/>
-              </w:rPr>
-              <w:t xml:space="preserve"> one outcome line</w:t>
+                <w:color w:val="FFFFFF"/>
+                <w:sz w:val="15"/>
+                <w:szCs w:val="15"/>
+              </w:rPr>
+              <w:t>Case</w:t>
+            </w:r>
+          </w:p>
+        </w:tc>
+        <w:tc>
+          <w:tcPr>
+            <w:tcW w:w="5400" w:type="dxa"/>
+            <w:tcBorders>
+              <w:top w:val="single" w:sz="4" w:space="0" w:color="C9CCCF"/>
+              <w:left w:val="single" w:sz="4" w:space="0" w:color="C9CCCF"/>
+              <w:bottom w:val="single" w:sz="4" w:space="0" w:color="C9CCCF"/>
+              <w:right w:val="single" w:sz="4" w:space="0" w:color="C9CCCF"/>
+            </w:tcBorders>
+            <w:shd w:val="clear" w:color="auto" w:fill="1D1E21"/>
+            <w:tcMar>
+              <w:top w:w="70" w:type="dxa"/>
+              <w:left w:w="100" w:type="dxa"/>
+              <w:bottom w:w="70" w:type="dxa"/>
+              <w:right w:w="100" w:type="dxa"/>
+            </w:tcMar>
+          </w:tcPr>
+          <w:p>
+            <w:pPr>
+              <w:spacing w:line="260" w:lineRule="auto"/>
+            </w:pPr>
+            <w:r>
+              <w:rPr>
+                <w:rFonts w:ascii="JetBrains Mono" w:eastAsia="JetBrains Mono" w:hAnsi="JetBrains Mono" w:cs="JetBrains Mono"/>
+                <w:color w:val="FFFFFF"/>
+                <w:sz w:val="15"/>
+                <w:szCs w:val="15"/>
+              </w:rPr>
+              <w:t>Why not here</w:t>
             </w:r>
           </w:p>
         </w:tc>
@@ -8310,7 +8885,70 @@
         </w:trPr>
         <w:tc>
           <w:tcPr>
-            <w:tcW w:w="3854" w:type="dxa"/>
+            <w:tcW w:w="3960" w:type="dxa"/>
+            <w:tcBorders>
+              <w:top w:val="single" w:sz="4" w:space="0" w:color="C9CCCF"/>
+              <w:left w:val="single" w:sz="4" w:space="0" w:color="C9CCCF"/>
+              <w:bottom w:val="single" w:sz="4" w:space="0" w:color="C9CCCF"/>
+              <w:right w:val="single" w:sz="4" w:space="0" w:color="C9CCCF"/>
+            </w:tcBorders>
+            <w:tcMar>
+              <w:top w:w="70" w:type="dxa"/>
+              <w:left w:w="100" w:type="dxa"/>
+              <w:bottom w:w="70" w:type="dxa"/>
+              <w:right w:w="100" w:type="dxa"/>
+            </w:tcMar>
+          </w:tcPr>
+          <w:p>
+            <w:pPr>
+              <w:spacing w:line="260" w:lineRule="auto"/>
+            </w:pPr>
+            <w:r>
+              <w:rPr>
+                <w:sz w:val="18"/>
+                <w:szCs w:val="18"/>
+              </w:rPr>
+              <w:t>MiloCare+</w:t>
+            </w:r>
+          </w:p>
+        </w:tc>
+        <w:tc>
+          <w:tcPr>
+            <w:tcW w:w="5400" w:type="dxa"/>
+            <w:tcBorders>
+              <w:top w:val="single" w:sz="4" w:space="0" w:color="C9CCCF"/>
+              <w:left w:val="single" w:sz="4" w:space="0" w:color="C9CCCF"/>
+              <w:bottom w:val="single" w:sz="4" w:space="0" w:color="C9CCCF"/>
+              <w:right w:val="single" w:sz="4" w:space="0" w:color="C9CCCF"/>
+            </w:tcBorders>
+            <w:tcMar>
+              <w:top w:w="70" w:type="dxa"/>
+              <w:left w:w="100" w:type="dxa"/>
+              <w:bottom w:w="70" w:type="dxa"/>
+              <w:right w:w="100" w:type="dxa"/>
+            </w:tcMar>
+          </w:tcPr>
+          <w:p>
+            <w:pPr>
+              <w:spacing w:line="260" w:lineRule="auto"/>
+            </w:pPr>
+            <w:r>
+              <w:rPr>
+                <w:sz w:val="18"/>
+                <w:szCs w:val="18"/>
+              </w:rPr>
+              <w:t>Consumer health records and vaccination cards. HIPAA guidelines, encryption and access control are in the body, but the "68%" figure is only on the projects list. Good backup card if one of the four drops out</w:t>
+            </w:r>
+          </w:p>
+        </w:tc>
+      </w:tr>
+      <w:tr>
+        <w:trPr>
+          <w:cantSplit/>
+        </w:trPr>
+        <w:tc>
+          <w:tcPr>
+            <w:tcW w:w="3960" w:type="dxa"/>
             <w:tcBorders>
               <w:top w:val="single" w:sz="4" w:space="0" w:color="C9CCCF"/>
               <w:left w:val="single" w:sz="4" w:space="0" w:color="C9CCCF"/>
@@ -8331,25 +8969,16 @@
             </w:pPr>
             <w:r>
               <w:rPr>
-                <w:b/>
-                <w:bCs/>
-                <w:sz w:val="18"/>
-                <w:szCs w:val="18"/>
-              </w:rPr>
-              <w:t>Rehkempers</w:t>
-            </w:r>
-            <w:r>
-              <w:rPr>
-                <w:sz w:val="18"/>
-                <w:szCs w:val="18"/>
-              </w:rPr>
-              <w:t xml:space="preserve"> (automation outside healthcare)</w:t>
-            </w:r>
-          </w:p>
-        </w:tc>
-        <w:tc>
-          <w:tcPr>
-            <w:tcW w:w="5506" w:type="dxa"/>
+                <w:sz w:val="18"/>
+                <w:szCs w:val="18"/>
+              </w:rPr>
+              <w:t>Synapptic</w:t>
+            </w:r>
+          </w:p>
+        </w:tc>
+        <w:tc>
+          <w:tcPr>
+            <w:tcW w:w="5400" w:type="dxa"/>
             <w:tcBorders>
               <w:top w:val="single" w:sz="4" w:space="0" w:color="C9CCCF"/>
               <w:left w:val="single" w:sz="4" w:space="0" w:color="C9CCCF"/>
@@ -8373,7 +9002,142 @@
                 <w:sz w:val="18"/>
                 <w:szCs w:val="18"/>
               </w:rPr>
-              <w:t>Replaced a 50-year manual pricing process across 4 manufacturing plants. The same approach applies to intake and claims work.</w:t>
+              <w:t>UK mental wellness app, 60% retentio</w:t>
+            </w:r>
+            <w:r>
+              <w:rPr>
+                <w:sz w:val="18"/>
+                <w:szCs w:val="18"/>
+              </w:rPr>
+              <w:t>n in 30 days (in the body). Consumer wellness, not provider operations. Possible proof for the behavioral health variant later</w:t>
+            </w:r>
+          </w:p>
+        </w:tc>
+      </w:tr>
+      <w:tr>
+        <w:trPr>
+          <w:cantSplit/>
+        </w:trPr>
+        <w:tc>
+          <w:tcPr>
+            <w:tcW w:w="3960" w:type="dxa"/>
+            <w:tcBorders>
+              <w:top w:val="single" w:sz="4" w:space="0" w:color="C9CCCF"/>
+              <w:left w:val="single" w:sz="4" w:space="0" w:color="C9CCCF"/>
+              <w:bottom w:val="single" w:sz="4" w:space="0" w:color="C9CCCF"/>
+              <w:right w:val="single" w:sz="4" w:space="0" w:color="C9CCCF"/>
+            </w:tcBorders>
+            <w:tcMar>
+              <w:top w:w="70" w:type="dxa"/>
+              <w:left w:w="100" w:type="dxa"/>
+              <w:bottom w:w="70" w:type="dxa"/>
+              <w:right w:w="100" w:type="dxa"/>
+            </w:tcMar>
+          </w:tcPr>
+          <w:p>
+            <w:pPr>
+              <w:spacing w:line="260" w:lineRule="auto"/>
+            </w:pPr>
+            <w:r>
+              <w:rPr>
+                <w:sz w:val="18"/>
+                <w:szCs w:val="18"/>
+              </w:rPr>
+              <w:t>Stop Vaping</w:t>
+            </w:r>
+          </w:p>
+        </w:tc>
+        <w:tc>
+          <w:tcPr>
+            <w:tcW w:w="5400" w:type="dxa"/>
+            <w:tcBorders>
+              <w:top w:val="single" w:sz="4" w:space="0" w:color="C9CCCF"/>
+              <w:left w:val="single" w:sz="4" w:space="0" w:color="C9CCCF"/>
+              <w:bottom w:val="single" w:sz="4" w:space="0" w:color="C9CCCF"/>
+              <w:right w:val="single" w:sz="4" w:space="0" w:color="C9CCCF"/>
+            </w:tcBorders>
+            <w:tcMar>
+              <w:top w:w="70" w:type="dxa"/>
+              <w:left w:w="100" w:type="dxa"/>
+              <w:bottom w:w="70" w:type="dxa"/>
+              <w:right w:w="100" w:type="dxa"/>
+            </w:tcMar>
+          </w:tcPr>
+          <w:p>
+            <w:pPr>
+              <w:spacing w:line="260" w:lineRule="auto"/>
+            </w:pPr>
+            <w:r>
+              <w:rPr>
+                <w:sz w:val="18"/>
+                <w:szCs w:val="18"/>
+              </w:rPr>
+              <w:t>Health initiative app. The "65% success rate" is only in the meta description</w:t>
+            </w:r>
+          </w:p>
+        </w:tc>
+      </w:tr>
+      <w:tr>
+        <w:trPr>
+          <w:cantSplit/>
+        </w:trPr>
+        <w:tc>
+          <w:tcPr>
+            <w:tcW w:w="3960" w:type="dxa"/>
+            <w:tcBorders>
+              <w:top w:val="single" w:sz="4" w:space="0" w:color="C9CCCF"/>
+              <w:left w:val="single" w:sz="4" w:space="0" w:color="C9CCCF"/>
+              <w:bottom w:val="single" w:sz="4" w:space="0" w:color="C9CCCF"/>
+              <w:right w:val="single" w:sz="4" w:space="0" w:color="C9CCCF"/>
+            </w:tcBorders>
+            <w:shd w:val="clear" w:color="auto" w:fill="F3F4F4"/>
+            <w:tcMar>
+              <w:top w:w="70" w:type="dxa"/>
+              <w:left w:w="100" w:type="dxa"/>
+              <w:bottom w:w="70" w:type="dxa"/>
+              <w:right w:w="100" w:type="dxa"/>
+            </w:tcMar>
+          </w:tcPr>
+          <w:p>
+            <w:pPr>
+              <w:spacing w:line="260" w:lineRule="auto"/>
+            </w:pPr>
+            <w:r>
+              <w:rPr>
+                <w:sz w:val="18"/>
+                <w:szCs w:val="18"/>
+              </w:rPr>
+              <w:t>Tamreeni, Pure Plank, AMJ Workplace Wellness</w:t>
+            </w:r>
+          </w:p>
+        </w:tc>
+        <w:tc>
+          <w:tcPr>
+            <w:tcW w:w="5400" w:type="dxa"/>
+            <w:tcBorders>
+              <w:top w:val="single" w:sz="4" w:space="0" w:color="C9CCCF"/>
+              <w:left w:val="single" w:sz="4" w:space="0" w:color="C9CCCF"/>
+              <w:bottom w:val="single" w:sz="4" w:space="0" w:color="C9CCCF"/>
+              <w:right w:val="single" w:sz="4" w:space="0" w:color="C9CCCF"/>
+            </w:tcBorders>
+            <w:shd w:val="clear" w:color="auto" w:fill="F3F4F4"/>
+            <w:tcMar>
+              <w:top w:w="70" w:type="dxa"/>
+              <w:left w:w="100" w:type="dxa"/>
+              <w:bottom w:w="70" w:type="dxa"/>
+              <w:right w:w="100" w:type="dxa"/>
+            </w:tcMar>
+          </w:tcPr>
+          <w:p>
+            <w:pPr>
+              <w:spacing w:line="260" w:lineRule="auto"/>
+            </w:pPr>
+            <w:r>
+              <w:rPr>
+                <w:sz w:val="18"/>
+                <w:szCs w:val="18"/>
+              </w:rPr>
+              <w:t>Fitness and workplace wellness. Wrong audience for an operations page</w:t>
             </w:r>
           </w:p>
         </w:tc>
@@ -8398,10 +9162,10 @@
           <w:b/>
           <w:bCs/>
         </w:rPr>
-        <w:t>Testimonial slot:</w:t>
-      </w:r>
-      <w:r>
-        <w:t xml:space="preserve"> one Clutch review from a healthcare client, with name and title </w:t>
+        <w:t>Do not use</w:t>
+      </w:r>
+      <w:r>
+        <w:t xml:space="preserve"> the four reviewer quotes on the Kinekt page (Laura Bennett, Michael Lee, Emily Garcia, James Carter). They have no organization names and read like placeholders. Ask TekRevol whether they are real before they appear anywhere </w:t>
       </w:r>
       <w:r>
         <w:rPr>
@@ -8415,9 +9179,6 @@
         </w:rPr>
         <w:t xml:space="preserve"> CONFIRM </w:t>
       </w:r>
-      <w:r>
-        <w:t xml:space="preserve"> (if none exists, use the 4.8/5 Clutch badge alone)</w:t>
-      </w:r>
     </w:p>
     <w:p>
       <w:pPr>
@@ -8436,7 +9197,10 @@
         <w:t>Rule:</w:t>
       </w:r>
       <w:r>
-        <w:t xml:space="preserve"> no case without a real outcome. If TekRevol can't confirm one, show scope and leave the number out</w:t>
+        <w:t xml:space="preserve"> no number unle</w:t>
+      </w:r>
+      <w:r>
+        <w:t>ss it appears in the case study body or TekRevol confirms it. A card with no number still works: it shows the kind of work we've done</w:t>
       </w:r>
     </w:p>
     <w:p>
@@ -8455,16 +9219,7 @@
           <w:sz w:val="34"/>
           <w:szCs w:val="34"/>
         </w:rPr>
-        <w:t>Section 10: FAQ (answer f</w:t>
-      </w:r>
-      <w:r>
-        <w:rPr>
-          <w:rFonts w:ascii="Funnel Display" w:eastAsia="Funnel Display" w:hAnsi="Funnel Display" w:cs="Funnel Display"/>
-          <w:color w:val="1D1E21"/>
-          <w:sz w:val="34"/>
-          <w:szCs w:val="34"/>
-        </w:rPr>
-        <w:t>irst, short)</w:t>
+        <w:t>Section 10: FAQ (answer first, short)</w:t>
       </w:r>
     </w:p>
     <w:tbl>
@@ -8614,7 +9369,14 @@
                 <w:sz w:val="18"/>
                 <w:szCs w:val="18"/>
               </w:rPr>
-              <w:t xml:space="preserve">It depends on the workflow and the systems involved. Your review ends with a rough cost range in writing </w:t>
+              <w:t>It depends on the workflow and the systems invol</w:t>
+            </w:r>
+            <w:r>
+              <w:rPr>
+                <w:sz w:val="18"/>
+                <w:szCs w:val="18"/>
+              </w:rPr>
+              <w:t xml:space="preserve">ved. Your review ends with a rough cost range in writing </w:t>
             </w:r>
             <w:r>
               <w:rPr>
@@ -8784,14 +9546,7 @@
                 <w:sz w:val="18"/>
                 <w:szCs w:val="18"/>
               </w:rPr>
-              <w:t>We build for HIPAA from the first spri</w:t>
-            </w:r>
-            <w:r>
-              <w:rPr>
-                <w:sz w:val="18"/>
-                <w:szCs w:val="18"/>
-              </w:rPr>
-              <w:t xml:space="preserve">nt: encryption, access controls, audit logs and private AI models. We sign a BAA </w:t>
+              <w:t xml:space="preserve">We build for HIPAA from the first sprint: encryption, access controls, audit logs and private AI models. We sign a BAA </w:t>
             </w:r>
             <w:r>
               <w:rPr>
@@ -8942,7 +9697,14 @@
                 <w:sz w:val="18"/>
                 <w:szCs w:val="18"/>
               </w:rPr>
-              <w:t>It replaces tasks, not people. The aim is fewer late nights for coordinators and clinicians, and more of their time on patients.</w:t>
+              <w:t>It replaces tasks, not people. The aim is fewer late nights for coordinators a</w:t>
+            </w:r>
+            <w:r>
+              <w:rPr>
+                <w:sz w:val="18"/>
+                <w:szCs w:val="18"/>
+              </w:rPr>
+              <w:t>nd clinicians, and more of their time on patients.</w:t>
             </w:r>
           </w:p>
         </w:tc>
@@ -10329,14 +11091,14 @@
                 <w:sz w:val="18"/>
                 <w:szCs w:val="18"/>
               </w:rPr>
-              <w:t xml:space="preserve"> as the work that costs your team the most time, so that's where we'll start. If you haven't booked a time yet, here's the link: [booking link]. On the call we'll walk through h</w:t>
-            </w:r>
-            <w:r>
-              <w:rPr>
-                <w:sz w:val="18"/>
-                <w:szCs w:val="18"/>
-              </w:rPr>
-              <w:t>ow that work runs today, and within 2 business days you'll have a written plan for the first 3 workflows to automate. If it's easier, reply with a good time and your number, and I'll call you. [Name]</w:t>
+              <w:t xml:space="preserve"> as the work that costs your team the most time, so that's where we'll start. If you haven't booked a time yet, here's the link: [booking link]. On the call we'll walk through how that work runs today, and within 2 business days you'll have a written plan </w:t>
+            </w:r>
+            <w:r>
+              <w:rPr>
+                <w:sz w:val="18"/>
+                <w:szCs w:val="18"/>
+              </w:rPr>
+              <w:t>for the first 3 workflows to automate. If it's easier, reply with a good time and your number, and I'll call you. [Name]</w:t>
             </w:r>
           </w:p>
         </w:tc>
@@ -12729,7 +13491,7 @@
                 <w:sz w:val="18"/>
                 <w:szCs w:val="18"/>
               </w:rPr>
-              <w:t>One outcome line each for MiloCare, Nurse Practitioners, Kinekt</w:t>
+              <w:t>Nurse Practitioners "40% shorter wait times" (meta description only) and Kinekt "45% engagement" vs "30% faster response" (pick one)</w:t>
             </w:r>
           </w:p>
         </w:tc>
@@ -12759,7 +13521,7 @@
                 <w:sz w:val="18"/>
                 <w:szCs w:val="18"/>
               </w:rPr>
-              <w:t>Proof section</w:t>
+              <w:t>Proof section numbers</w:t>
             </w:r>
           </w:p>
         </w:tc>
@@ -12822,7 +13584,7 @@
                 <w:sz w:val="18"/>
                 <w:szCs w:val="18"/>
               </w:rPr>
-              <w:t>A healthcare client Clutch review we can quote</w:t>
+              <w:t>A named person and title for the Libido Health quote; whether the Kinekt reviewer quotes are real</w:t>
             </w:r>
           </w:p>
         </w:tc>
@@ -13265,10 +14027,7 @@
         <w:spacing w:after="80" w:line="290" w:lineRule="auto"/>
       </w:pPr>
       <w:r>
-        <w:t>Updat</w:t>
-      </w:r>
-      <w:r>
-        <w:t>e the ads in Ads Manager to the matching copy once the page is live</w:t>
+        <w:t>Update the ads in Ads Manager to the matching copy once the page is live</w:t>
       </w:r>
     </w:p>
     <w:sectPr>
@@ -13388,10 +14147,10 @@
 <file path=word/numbering.xml><?xml version="1.0" encoding="utf-8"?>
 <w:numbering xmlns:wpc="http://schemas.microsoft.com/office/word/2010/wordprocessingCanvas" xmlns:cx="http://schemas.microsoft.com/office/drawing/2014/chartex" xmlns:cx1="http://schemas.microsoft.com/office/drawing/2015/9/8/chartex" xmlns:cx2="http://schemas.microsoft.com/office/drawing/2015/10/21/chartex" xmlns:cx3="http://schemas.microsoft.com/office/drawing/2016/5/9/chartex" xmlns:cx4="http://schemas.microsoft.com/office/drawing/2016/5/10/chartex" xmlns:cx5="http://schemas.microsoft.com/office/drawing/2016/5/11/chartex" xmlns:cx6="http://schemas.microsoft.com/office/drawing/2016/5/12/chartex" xmlns:cx7="http://schemas.microsoft.com/office/drawing/2016/5/13/chartex" xmlns:cx8="http://schemas.microsoft.com/office/drawing/2016/5/14/chartex" xmlns:mc="http://schemas.openxmlformats.org/markup-compatibility/2006" xmlns:aink="http://schemas.microsoft.com/office/drawing/2016/ink" xmlns:am3d="http://schemas.microsoft.com/office/drawing/2017/model3d" xmlns:o="urn:schemas-microsoft-com:office:office" xmlns:r="http://schemas.openxmlformats.org/officeDocument/2006/relationships" xmlns:m="http://schemas.openxmlformats.org/officeDocument/2006/math" xmlns:v="urn:schemas-microsoft-com:vml" xmlns:wp14="http://schemas.microsoft.com/office/word/2010/wordprocessingDrawing" xmlns:wp="http://schemas.openxmlformats.org/drawingml/2006/wordprocessingDrawing" xmlns:w10="urn:schemas-microsoft-com:office:word" xmlns:w="http://schemas.openxmlformats.org/wordprocessingml/2006/main" xmlns:w14="http://schemas.microsoft.com/office/word/2010/wordml" xmlns:w15="http://schemas.microsoft.com/office/word/2012/wordml" xmlns:w16cid="http://schemas.microsoft.com/office/word/2016/wordml/cid" xmlns:w16se="http://schemas.microsoft.com/office/word/2015/wordml/symex" xmlns:wpg="http://schemas.microsoft.com/office/word/2010/wordprocessingGroup" xmlns:wpi="http://schemas.microsoft.com/office/word/2010/wordprocessingInk" xmlns:wne="http://schemas.microsoft.com/office/word/2006/wordml" xmlns:wps="http://schemas.microsoft.com/office/word/2010/wordprocessingShape" mc:Ignorable="w14 w15 w16se w16cid wp14">
   <w:abstractNum w:abstractNumId="0" w15:restartNumberingAfterBreak="0">
-    <w:nsid w:val="153242BD"/>
+    <w:nsid w:val="113F5880"/>
     <w:multiLevelType w:val="hybridMultilevel"/>
-    <w:tmpl w:val="3F94A44E"/>
-    <w:lvl w:ilvl="0" w:tplc="C6EE1A5E" w:tentative="1">
+    <w:tmpl w:val="DC043408"/>
+    <w:lvl w:ilvl="0" w:tplc="97CCF820" w:tentative="1">
       <w:start w:val="1"/>
       <w:numFmt w:val="bullet"/>
       <w:lvlText w:val="☑"/>
@@ -13403,116 +14162,195 @@
         <w:color w:val="FF4A1C"/>
       </w:rPr>
     </w:lvl>
-    <w:lvl w:ilvl="1" w:tplc="D6367E1E">
+    <w:lvl w:ilvl="1" w:tplc="6666D3BA">
       <w:numFmt w:val="decimal"/>
       <w:lvlText w:val=""/>
       <w:lvlJc w:val="left"/>
     </w:lvl>
-    <w:lvl w:ilvl="2" w:tplc="B75A7AFA">
+    <w:lvl w:ilvl="2" w:tplc="11A40C9A">
       <w:numFmt w:val="decimal"/>
       <w:lvlText w:val=""/>
       <w:lvlJc w:val="left"/>
     </w:lvl>
-    <w:lvl w:ilvl="3" w:tplc="2A1869BA">
+    <w:lvl w:ilvl="3" w:tplc="BE902A0E">
       <w:numFmt w:val="decimal"/>
       <w:lvlText w:val=""/>
       <w:lvlJc w:val="left"/>
     </w:lvl>
-    <w:lvl w:ilvl="4" w:tplc="62003206">
+    <w:lvl w:ilvl="4" w:tplc="A80C5958">
       <w:numFmt w:val="decimal"/>
       <w:lvlText w:val=""/>
       <w:lvlJc w:val="left"/>
     </w:lvl>
-    <w:lvl w:ilvl="5" w:tplc="596E3B5E">
+    <w:lvl w:ilvl="5" w:tplc="1734A23A">
       <w:numFmt w:val="decimal"/>
       <w:lvlText w:val=""/>
       <w:lvlJc w:val="left"/>
     </w:lvl>
-    <w:lvl w:ilvl="6" w:tplc="D01683AA">
+    <w:lvl w:ilvl="6" w:tplc="FA54F53C">
       <w:numFmt w:val="decimal"/>
       <w:lvlText w:val=""/>
       <w:lvlJc w:val="left"/>
     </w:lvl>
-    <w:lvl w:ilvl="7" w:tplc="866A146A">
+    <w:lvl w:ilvl="7" w:tplc="A0E04D0C">
       <w:numFmt w:val="decimal"/>
       <w:lvlText w:val=""/>
       <w:lvlJc w:val="left"/>
     </w:lvl>
-    <w:lvl w:ilvl="8" w:tplc="8DC2B6E0">
+    <w:lvl w:ilvl="8" w:tplc="4F9CADDC">
       <w:numFmt w:val="decimal"/>
       <w:lvlText w:val=""/>
       <w:lvlJc w:val="left"/>
     </w:lvl>
   </w:abstractNum>
   <w:abstractNum w:abstractNumId="1" w15:restartNumberingAfterBreak="0">
-    <w:nsid w:val="2EE367C5"/>
+    <w:nsid w:val="35E6030B"/>
     <w:multiLevelType w:val="hybridMultilevel"/>
-    <w:tmpl w:val="9F865BB4"/>
-    <w:lvl w:ilvl="0" w:tplc="7C8EB126">
+    <w:tmpl w:val="D968FCA8"/>
+    <w:lvl w:ilvl="0" w:tplc="444C626A" w:tentative="1">
       <w:start w:val="1"/>
       <w:numFmt w:val="bullet"/>
-      <w:lvlText w:val="•"/>
+      <w:lvlText w:val="●"/>
       <w:lvlJc w:val="left"/>
       <w:pPr>
-        <w:ind w:left="360" w:hanging="260"/>
+        <w:ind w:left="720" w:hanging="360"/>
+      </w:pPr>
+    </w:lvl>
+    <w:lvl w:ilvl="1" w:tplc="04E2A4EC" w:tentative="1">
+      <w:start w:val="1"/>
+      <w:numFmt w:val="bullet"/>
+      <w:lvlText w:val="○"/>
+      <w:lvlJc w:val="left"/>
+      <w:pPr>
+        <w:ind w:left="1440" w:hanging="360"/>
+      </w:pPr>
+    </w:lvl>
+    <w:lvl w:ilvl="2" w:tplc="A544BA2E" w:tentative="1">
+      <w:start w:val="1"/>
+      <w:numFmt w:val="bullet"/>
+      <w:lvlText w:val="■"/>
+      <w:lvlJc w:val="left"/>
+      <w:pPr>
+        <w:ind w:left="2160" w:hanging="360"/>
+      </w:pPr>
+    </w:lvl>
+    <w:lvl w:ilvl="3" w:tplc="20A4AEA8" w:tentative="1">
+      <w:start w:val="1"/>
+      <w:numFmt w:val="bullet"/>
+      <w:lvlText w:val="●"/>
+      <w:lvlJc w:val="left"/>
+      <w:pPr>
+        <w:ind w:left="2880" w:hanging="360"/>
+      </w:pPr>
+    </w:lvl>
+    <w:lvl w:ilvl="4" w:tplc="F58A3958" w:tentative="1">
+      <w:start w:val="1"/>
+      <w:numFmt w:val="bullet"/>
+      <w:lvlText w:val="○"/>
+      <w:lvlJc w:val="left"/>
+      <w:pPr>
+        <w:ind w:left="3600" w:hanging="360"/>
+      </w:pPr>
+    </w:lvl>
+    <w:lvl w:ilvl="5" w:tplc="7326E3F2" w:tentative="1">
+      <w:start w:val="1"/>
+      <w:numFmt w:val="bullet"/>
+      <w:lvlText w:val="■"/>
+      <w:lvlJc w:val="left"/>
+      <w:pPr>
+        <w:ind w:left="4320" w:hanging="360"/>
+      </w:pPr>
+    </w:lvl>
+    <w:lvl w:ilvl="6" w:tplc="67CEBC08" w:tentative="1">
+      <w:start w:val="1"/>
+      <w:numFmt w:val="bullet"/>
+      <w:lvlText w:val="●"/>
+      <w:lvlJc w:val="left"/>
+      <w:pPr>
+        <w:ind w:left="5040" w:hanging="360"/>
+      </w:pPr>
+    </w:lvl>
+    <w:lvl w:ilvl="7" w:tplc="15188A50" w:tentative="1">
+      <w:start w:val="1"/>
+      <w:numFmt w:val="bullet"/>
+      <w:lvlText w:val="●"/>
+      <w:lvlJc w:val="left"/>
+      <w:pPr>
+        <w:ind w:left="5760" w:hanging="360"/>
+      </w:pPr>
+    </w:lvl>
+    <w:lvl w:ilvl="8" w:tplc="985217F0" w:tentative="1">
+      <w:start w:val="1"/>
+      <w:numFmt w:val="bullet"/>
+      <w:lvlText w:val="●"/>
+      <w:lvlJc w:val="left"/>
+      <w:pPr>
+        <w:ind w:left="6480" w:hanging="360"/>
+      </w:pPr>
+    </w:lvl>
+  </w:abstractNum>
+  <w:abstractNum w:abstractNumId="2" w15:restartNumberingAfterBreak="0">
+    <w:nsid w:val="3D5E7B7D"/>
+    <w:multiLevelType w:val="hybridMultilevel"/>
+    <w:tmpl w:val="73CCF496"/>
+    <w:lvl w:ilvl="0" w:tplc="B066E4B6" w:tentative="1">
+      <w:start w:val="1"/>
+      <w:numFmt w:val="bullet"/>
+      <w:lvlText w:val="☐"/>
+      <w:lvlJc w:val="left"/>
+      <w:pPr>
+        <w:ind w:left="400" w:hanging="340"/>
       </w:pPr>
       <w:rPr>
         <w:color w:val="FF4A1C"/>
       </w:rPr>
     </w:lvl>
-    <w:lvl w:ilvl="1" w:tplc="7B5ABA12" w:tentative="1">
-      <w:start w:val="1"/>
-      <w:numFmt w:val="bullet"/>
-      <w:lvlText w:val="–"/>
-      <w:lvlJc w:val="left"/>
-      <w:pPr>
-        <w:ind w:left="900" w:hanging="260"/>
-      </w:pPr>
-      <w:rPr>
-        <w:color w:val="5E6166"/>
-      </w:rPr>
-    </w:lvl>
-    <w:lvl w:ilvl="2" w:tplc="F3A249D0">
+    <w:lvl w:ilvl="1" w:tplc="97064194">
       <w:numFmt w:val="decimal"/>
       <w:lvlText w:val=""/>
       <w:lvlJc w:val="left"/>
     </w:lvl>
-    <w:lvl w:ilvl="3" w:tplc="3BFA717E">
+    <w:lvl w:ilvl="2" w:tplc="43BA8AD8">
       <w:numFmt w:val="decimal"/>
       <w:lvlText w:val=""/>
       <w:lvlJc w:val="left"/>
     </w:lvl>
-    <w:lvl w:ilvl="4" w:tplc="8A10EE9C">
+    <w:lvl w:ilvl="3" w:tplc="029C6C44">
       <w:numFmt w:val="decimal"/>
       <w:lvlText w:val=""/>
       <w:lvlJc w:val="left"/>
     </w:lvl>
-    <w:lvl w:ilvl="5" w:tplc="8D580F98">
+    <w:lvl w:ilvl="4" w:tplc="DCDEDC0E">
       <w:numFmt w:val="decimal"/>
       <w:lvlText w:val=""/>
       <w:lvlJc w:val="left"/>
     </w:lvl>
-    <w:lvl w:ilvl="6" w:tplc="8D3CB5EA">
+    <w:lvl w:ilvl="5" w:tplc="8B7A2C6A">
       <w:numFmt w:val="decimal"/>
       <w:lvlText w:val=""/>
       <w:lvlJc w:val="left"/>
     </w:lvl>
-    <w:lvl w:ilvl="7" w:tplc="6324C506">
+    <w:lvl w:ilvl="6" w:tplc="617C5686">
       <w:numFmt w:val="decimal"/>
       <w:lvlText w:val=""/>
       <w:lvlJc w:val="left"/>
     </w:lvl>
-    <w:lvl w:ilvl="8" w:tplc="FD924F18">
+    <w:lvl w:ilvl="7" w:tplc="BD0278C4">
+      <w:numFmt w:val="decimal"/>
+      <w:lvlText w:val=""/>
+      <w:lvlJc w:val="left"/>
+    </w:lvl>
+    <w:lvl w:ilvl="8" w:tplc="785CD69E">
       <w:numFmt w:val="decimal"/>
       <w:lvlText w:val=""/>
       <w:lvlJc w:val="left"/>
     </w:lvl>
   </w:abstractNum>
-  <w:abstractNum w:abstractNumId="2" w15:restartNumberingAfterBreak="0">
-    <w:nsid w:val="33132545"/>
+  <w:abstractNum w:abstractNumId="3" w15:restartNumberingAfterBreak="0">
+    <w:nsid w:val="3E9C30D3"/>
     <w:multiLevelType w:val="hybridMultilevel"/>
-    <w:tmpl w:val="04D8251E"/>
-    <w:lvl w:ilvl="0" w:tplc="66C2A2D8" w:tentative="1">
+    <w:tmpl w:val="7C7C4192"/>
+    <w:lvl w:ilvl="0" w:tplc="CBF4D7BE" w:tentative="1">
       <w:start w:val="1"/>
       <w:numFmt w:val="decimal"/>
       <w:lvlText w:val="%1."/>
@@ -13525,210 +14363,131 @@
         <w:color w:val="C23A00"/>
       </w:rPr>
     </w:lvl>
-    <w:lvl w:ilvl="1" w:tplc="B85C13DE">
+    <w:lvl w:ilvl="1" w:tplc="1B6699EC">
       <w:numFmt w:val="decimal"/>
       <w:lvlText w:val=""/>
       <w:lvlJc w:val="left"/>
     </w:lvl>
-    <w:lvl w:ilvl="2" w:tplc="A34E8130">
+    <w:lvl w:ilvl="2" w:tplc="890C00B0">
       <w:numFmt w:val="decimal"/>
       <w:lvlText w:val=""/>
       <w:lvlJc w:val="left"/>
     </w:lvl>
-    <w:lvl w:ilvl="3" w:tplc="8AE61E0C">
+    <w:lvl w:ilvl="3" w:tplc="AE72C668">
       <w:numFmt w:val="decimal"/>
       <w:lvlText w:val=""/>
       <w:lvlJc w:val="left"/>
     </w:lvl>
-    <w:lvl w:ilvl="4" w:tplc="1B2270C2">
+    <w:lvl w:ilvl="4" w:tplc="277C396A">
       <w:numFmt w:val="decimal"/>
       <w:lvlText w:val=""/>
       <w:lvlJc w:val="left"/>
     </w:lvl>
-    <w:lvl w:ilvl="5" w:tplc="36944936">
+    <w:lvl w:ilvl="5" w:tplc="DFBCE2DA">
       <w:numFmt w:val="decimal"/>
       <w:lvlText w:val=""/>
       <w:lvlJc w:val="left"/>
     </w:lvl>
-    <w:lvl w:ilvl="6" w:tplc="29B8DD3C">
+    <w:lvl w:ilvl="6" w:tplc="635C559A">
       <w:numFmt w:val="decimal"/>
       <w:lvlText w:val=""/>
       <w:lvlJc w:val="left"/>
     </w:lvl>
-    <w:lvl w:ilvl="7" w:tplc="DC08C9D8">
+    <w:lvl w:ilvl="7" w:tplc="62060400">
       <w:numFmt w:val="decimal"/>
       <w:lvlText w:val=""/>
       <w:lvlJc w:val="left"/>
     </w:lvl>
-    <w:lvl w:ilvl="8" w:tplc="19506CF4">
+    <w:lvl w:ilvl="8" w:tplc="DCC4CFAE">
       <w:numFmt w:val="decimal"/>
       <w:lvlText w:val=""/>
       <w:lvlJc w:val="left"/>
     </w:lvl>
   </w:abstractNum>
-  <w:abstractNum w:abstractNumId="3" w15:restartNumberingAfterBreak="0">
-    <w:nsid w:val="447B766E"/>
+  <w:abstractNum w:abstractNumId="4" w15:restartNumberingAfterBreak="0">
+    <w:nsid w:val="544F25AA"/>
     <w:multiLevelType w:val="hybridMultilevel"/>
-    <w:tmpl w:val="625E378A"/>
-    <w:lvl w:ilvl="0" w:tplc="00041426" w:tentative="1">
+    <w:tmpl w:val="3E84C9CE"/>
+    <w:lvl w:ilvl="0" w:tplc="7E60A556">
       <w:start w:val="1"/>
       <w:numFmt w:val="bullet"/>
-      <w:lvlText w:val="●"/>
+      <w:lvlText w:val="•"/>
       <w:lvlJc w:val="left"/>
       <w:pPr>
-        <w:ind w:left="720" w:hanging="360"/>
-      </w:pPr>
-    </w:lvl>
-    <w:lvl w:ilvl="1" w:tplc="4C023DA6" w:tentative="1">
-      <w:start w:val="1"/>
-      <w:numFmt w:val="bullet"/>
-      <w:lvlText w:val="○"/>
-      <w:lvlJc w:val="left"/>
-      <w:pPr>
-        <w:ind w:left="1440" w:hanging="360"/>
-      </w:pPr>
-    </w:lvl>
-    <w:lvl w:ilvl="2" w:tplc="9E0EED1A" w:tentative="1">
-      <w:start w:val="1"/>
-      <w:numFmt w:val="bullet"/>
-      <w:lvlText w:val="■"/>
-      <w:lvlJc w:val="left"/>
-      <w:pPr>
-        <w:ind w:left="2160" w:hanging="360"/>
-      </w:pPr>
-    </w:lvl>
-    <w:lvl w:ilvl="3" w:tplc="BE6016F2" w:tentative="1">
-      <w:start w:val="1"/>
-      <w:numFmt w:val="bullet"/>
-      <w:lvlText w:val="●"/>
-      <w:lvlJc w:val="left"/>
-      <w:pPr>
-        <w:ind w:left="2880" w:hanging="360"/>
-      </w:pPr>
-    </w:lvl>
-    <w:lvl w:ilvl="4" w:tplc="A0B2412E" w:tentative="1">
-      <w:start w:val="1"/>
-      <w:numFmt w:val="bullet"/>
-      <w:lvlText w:val="○"/>
-      <w:lvlJc w:val="left"/>
-      <w:pPr>
-        <w:ind w:left="3600" w:hanging="360"/>
-      </w:pPr>
-    </w:lvl>
-    <w:lvl w:ilvl="5" w:tplc="0A5E3D32" w:tentative="1">
-      <w:start w:val="1"/>
-      <w:numFmt w:val="bullet"/>
-      <w:lvlText w:val="■"/>
-      <w:lvlJc w:val="left"/>
-      <w:pPr>
-        <w:ind w:left="4320" w:hanging="360"/>
-      </w:pPr>
-    </w:lvl>
-    <w:lvl w:ilvl="6" w:tplc="33244868" w:tentative="1">
-      <w:start w:val="1"/>
-      <w:numFmt w:val="bullet"/>
-      <w:lvlText w:val="●"/>
-      <w:lvlJc w:val="left"/>
-      <w:pPr>
-        <w:ind w:left="5040" w:hanging="360"/>
-      </w:pPr>
-    </w:lvl>
-    <w:lvl w:ilvl="7" w:tplc="52CE2678" w:tentative="1">
-      <w:start w:val="1"/>
-      <w:numFmt w:val="bullet"/>
-      <w:lvlText w:val="●"/>
-      <w:lvlJc w:val="left"/>
-      <w:pPr>
-        <w:ind w:left="5760" w:hanging="360"/>
-      </w:pPr>
-    </w:lvl>
-    <w:lvl w:ilvl="8" w:tplc="28C80198" w:tentative="1">
-      <w:start w:val="1"/>
-      <w:numFmt w:val="bullet"/>
-      <w:lvlText w:val="●"/>
-      <w:lvlJc w:val="left"/>
-      <w:pPr>
-        <w:ind w:left="6480" w:hanging="360"/>
-      </w:pPr>
-    </w:lvl>
-  </w:abstractNum>
-  <w:abstractNum w:abstractNumId="4" w15:restartNumberingAfterBreak="0">
-    <w:nsid w:val="508E0F6D"/>
-    <w:multiLevelType w:val="hybridMultilevel"/>
-    <w:tmpl w:val="10AA932E"/>
-    <w:lvl w:ilvl="0" w:tplc="E9D8AD7E" w:tentative="1">
-      <w:start w:val="1"/>
-      <w:numFmt w:val="bullet"/>
-      <w:lvlText w:val="☐"/>
-      <w:lvlJc w:val="left"/>
-      <w:pPr>
-        <w:ind w:left="400" w:hanging="340"/>
+        <w:ind w:left="360" w:hanging="260"/>
       </w:pPr>
       <w:rPr>
         <w:color w:val="FF4A1C"/>
       </w:rPr>
     </w:lvl>
-    <w:lvl w:ilvl="1" w:tplc="5C62B1A8">
+    <w:lvl w:ilvl="1" w:tplc="7E20FCFE" w:tentative="1">
+      <w:start w:val="1"/>
+      <w:numFmt w:val="bullet"/>
+      <w:lvlText w:val="–"/>
+      <w:lvlJc w:val="left"/>
+      <w:pPr>
+        <w:ind w:left="900" w:hanging="260"/>
+      </w:pPr>
+      <w:rPr>
+        <w:color w:val="5E6166"/>
+      </w:rPr>
+    </w:lvl>
+    <w:lvl w:ilvl="2" w:tplc="5B9E1436">
       <w:numFmt w:val="decimal"/>
       <w:lvlText w:val=""/>
       <w:lvlJc w:val="left"/>
     </w:lvl>
-    <w:lvl w:ilvl="2" w:tplc="25B85A06">
+    <w:lvl w:ilvl="3" w:tplc="C518C292">
       <w:numFmt w:val="decimal"/>
       <w:lvlText w:val=""/>
       <w:lvlJc w:val="left"/>
     </w:lvl>
-    <w:lvl w:ilvl="3" w:tplc="293E8C5A">
+    <w:lvl w:ilvl="4" w:tplc="FA52E4DE">
       <w:numFmt w:val="decimal"/>
       <w:lvlText w:val=""/>
       <w:lvlJc w:val="left"/>
     </w:lvl>
-    <w:lvl w:ilvl="4" w:tplc="D9D45986">
+    <w:lvl w:ilvl="5" w:tplc="A3A22B26">
       <w:numFmt w:val="decimal"/>
       <w:lvlText w:val=""/>
       <w:lvlJc w:val="left"/>
     </w:lvl>
-    <w:lvl w:ilvl="5" w:tplc="DE203042">
+    <w:lvl w:ilvl="6" w:tplc="ACB2BED2">
       <w:numFmt w:val="decimal"/>
       <w:lvlText w:val=""/>
       <w:lvlJc w:val="left"/>
     </w:lvl>
-    <w:lvl w:ilvl="6" w:tplc="B8040472">
+    <w:lvl w:ilvl="7" w:tplc="22AEDE54">
       <w:numFmt w:val="decimal"/>
       <w:lvlText w:val=""/>
       <w:lvlJc w:val="left"/>
     </w:lvl>
-    <w:lvl w:ilvl="7" w:tplc="F2F8969A">
-      <w:numFmt w:val="decimal"/>
-      <w:lvlText w:val=""/>
-      <w:lvlJc w:val="left"/>
-    </w:lvl>
-    <w:lvl w:ilvl="8" w:tplc="2716E33C">
+    <w:lvl w:ilvl="8" w:tplc="FB7ED5F4">
       <w:numFmt w:val="decimal"/>
       <w:lvlText w:val=""/>
       <w:lvlJc w:val="left"/>
     </w:lvl>
   </w:abstractNum>
   <w:num w:numId="1">
+    <w:abstractNumId w:val="1"/>
+    <w:lvlOverride w:ilvl="0">
+      <w:startOverride w:val="1"/>
+    </w:lvlOverride>
+  </w:num>
+  <w:num w:numId="2">
+    <w:abstractNumId w:val="4"/>
+    <w:lvlOverride w:ilvl="0">
+      <w:startOverride w:val="1"/>
+    </w:lvlOverride>
+  </w:num>
+  <w:num w:numId="3">
     <w:abstractNumId w:val="3"/>
     <w:lvlOverride w:ilvl="0">
       <w:startOverride w:val="1"/>
     </w:lvlOverride>
   </w:num>
-  <w:num w:numId="2">
-    <w:abstractNumId w:val="1"/>
-    <w:lvlOverride w:ilvl="0">
-      <w:startOverride w:val="1"/>
-    </w:lvlOverride>
-  </w:num>
-  <w:num w:numId="3">
+  <w:num w:numId="4">
     <w:abstractNumId w:val="2"/>
-    <w:lvlOverride w:ilvl="0">
-      <w:startOverride w:val="1"/>
-    </w:lvlOverride>
-  </w:num>
-  <w:num w:numId="4">
-    <w:abstractNumId w:val="4"/>
     <w:lvlOverride w:ilvl="0">
       <w:startOverride w:val="1"/>
     </w:lvlOverride>
